--- a/docs/LOICAMDOAN.docx
+++ b/docs/LOICAMDOAN.docx
@@ -34,8 +34,32 @@
         <w:rPr>
           <w:i/>
           <w:szCs w:val="26"/>
-        </w:rPr>
-        <w:t>Tôi xin cam đoan:</w:t>
+          <w:lang w:val="en-US"/>
+        </w:rPr>
+        <w:t>Nhóm c</w:t>
+      </w:r>
+      <w:r>
+        <w:rPr>
+          <w:i/>
+          <w:szCs w:val="26"/>
+          <w:lang w:val="en-US"/>
+        </w:rPr>
+        <w:t xml:space="preserve">húng </w:t>
+      </w:r>
+      <w:r>
+        <w:rPr>
+          <w:i/>
+          <w:szCs w:val="26"/>
+          <w:lang w:val="en-US"/>
+        </w:rPr>
+        <w:t>em</w:t>
+      </w:r>
+      <w:r>
+        <w:rPr>
+          <w:i/>
+          <w:szCs w:val="26"/>
+        </w:rPr>
+        <w:t xml:space="preserve"> xin cam đoan:</w:t>
       </w:r>
     </w:p>
     <w:p>
@@ -57,7 +81,24 @@
           <w:i/>
           <w:szCs w:val="26"/>
         </w:rPr>
-        <w:t>Những nội dung trong luận văn này là do tôi thực hiện dưới sự hướng dẫn trực tiếp của cô ThS. Mai Thị An Ninh</w:t>
+        <w:t xml:space="preserve">Những nội dung trong luận văn này </w:t>
+      </w:r>
+      <w:r>
+        <w:rPr>
+          <w:i/>
+          <w:szCs w:val="26"/>
+          <w:lang w:val="en-US"/>
+        </w:rPr>
+        <w:t xml:space="preserve">được </w:t>
+      </w:r>
+      <w:bookmarkStart w:id="0" w:name="_GoBack"/>
+      <w:bookmarkEnd w:id="0"/>
+      <w:r>
+        <w:rPr>
+          <w:i/>
+          <w:szCs w:val="26"/>
+        </w:rPr>
+        <w:t>thực hiện dưới sự hướng dẫn trực tiếp của cô ThS. Mai Thị An Ninh</w:t>
       </w:r>
     </w:p>
     <w:p>
@@ -101,7 +142,53 @@
           <w:i/>
           <w:szCs w:val="26"/>
         </w:rPr>
-        <w:t>Mọi sao chép không hợp lệ, vi phạm quy chế đào tạo, hay gian trá, tôi xin chịu hoàn toàn trách nhiệm</w:t>
+        <w:t>Mọi sao chép không hợp lệ, vi phạm quy chế đào tạo, hay gian trá,</w:t>
+      </w:r>
+      <w:r>
+        <w:rPr>
+          <w:i/>
+          <w:szCs w:val="26"/>
+          <w:lang w:val="en-US"/>
+        </w:rPr>
+        <w:t xml:space="preserve"> </w:t>
+      </w:r>
+      <w:r>
+        <w:rPr>
+          <w:i/>
+          <w:szCs w:val="26"/>
+          <w:lang w:val="en-US"/>
+        </w:rPr>
+        <w:t xml:space="preserve">nhóm </w:t>
+      </w:r>
+      <w:r>
+        <w:rPr>
+          <w:i/>
+          <w:szCs w:val="26"/>
+          <w:lang w:val="en-US"/>
+        </w:rPr>
+        <w:t>chúng</w:t>
+      </w:r>
+      <w:r>
+        <w:rPr>
+          <w:i/>
+          <w:szCs w:val="26"/>
+        </w:rPr>
+        <w:t xml:space="preserve"> </w:t>
+      </w:r>
+      <w:r>
+        <w:rPr>
+          <w:i/>
+          <w:szCs w:val="26"/>
+          <w:lang w:val="en-US"/>
+        </w:rPr>
+        <w:t>em</w:t>
+      </w:r>
+      <w:r>
+        <w:rPr>
+          <w:i/>
+          <w:szCs w:val="26"/>
+        </w:rPr>
+        <w:t xml:space="preserve"> xin chịu hoàn toàn trách nhiệm</w:t>
       </w:r>
     </w:p>
     <w:p>
@@ -274,10 +361,7 @@
     <w:p/>
     <w:p/>
     <w:p/>
-    <w:p>
-      <w:bookmarkStart w:id="0" w:name="_GoBack"/>
-      <w:bookmarkEnd w:id="0"/>
-    </w:p>
+    <w:p/>
     <w:sectPr>
       <w:pgSz w:w="11906" w:h="16838" w:code="9"/>
       <w:pgMar w:top="1418" w:right="1134" w:bottom="1418" w:left="1701" w:header="720" w:footer="720" w:gutter="0"/>
